--- a/capture/opportunities/2026-08-25_VA_36C24E26Q0054/03_proposal/docx/Section_3_Redacted_QA_Plan.docx
+++ b/capture/opportunities/2026-08-25_VA_36C24E26Q0054/03_proposal/docx/Section_3_Redacted_QA_Plan.docx
@@ -137,7 +137,7 @@
           <w:sz w:val="24"/>
           <w:szCs w:val="24"/>
         </w:rPr>
-        <w:t xml:space="preserve">Routine visit report and investigator summary: delivered within 10 calendar days of the last visit day, 100% on time.</w:t>
+        <w:t xml:space="preserve">Site visit report, Summary for Investigator, attachments, and supporting documents: delivered to the SMART PM group within seven business days of the last day on site (PWS 5.1.5.2), 100% on time; rework at no cost to the Government.</w:t>
       </w:r>
     </w:p>
     <w:p>
